--- a/Course_Catalog/CS 499 - Narrative - Data Structures and Algorithms -MiMi.docx
+++ b/Course_Catalog/CS 499 - Narrative - Data Structures and Algorithms -MiMi.docx
@@ -1313,6 +1313,17 @@
         <w:spacing w:before="0" w:beforeAutospacing="off" w:after="160" w:afterAutospacing="off" w:line="480" w:lineRule="auto"/>
         <w:ind w:left="0" w:right="0" w:firstLine="720"/>
         <w:jc w:val="left"/>
+        <w:rPr>
+          <w:rFonts w:ascii="Times New Roman" w:hAnsi="Times New Roman" w:eastAsia="Times New Roman" w:cs="Times New Roman"/>
+          <w:b w:val="0"/>
+          <w:bCs w:val="0"/>
+          <w:i w:val="0"/>
+          <w:iCs w:val="0"/>
+          <w:noProof w:val="0"/>
+          <w:sz w:val="24"/>
+          <w:szCs w:val="24"/>
+          <w:lang w:val="en-US"/>
+        </w:rPr>
       </w:pPr>
       <w:r>
         <w:rPr>
@@ -1326,7 +1337,133 @@
           <w:szCs w:val="24"/>
           <w:lang w:val="en-US"/>
         </w:rPr>
-        <w:t xml:space="preserve">This artifact is aimed at course outcomes 2 and 3. </w:t>
+        <w:t xml:space="preserve">This artifact is aimed at course outcomes </w:t>
+      </w:r>
+      <w:r>
+        <w:rPr>
+          <w:rFonts w:ascii="Times New Roman" w:hAnsi="Times New Roman" w:eastAsia="Times New Roman" w:cs="Times New Roman"/>
+          <w:b w:val="0"/>
+          <w:bCs w:val="0"/>
+          <w:i w:val="0"/>
+          <w:iCs w:val="0"/>
+          <w:noProof w:val="0"/>
+          <w:sz w:val="24"/>
+          <w:szCs w:val="24"/>
+          <w:lang w:val="en-US"/>
+        </w:rPr>
+        <w:t xml:space="preserve">1, </w:t>
+      </w:r>
+      <w:r>
+        <w:rPr>
+          <w:rFonts w:ascii="Times New Roman" w:hAnsi="Times New Roman" w:eastAsia="Times New Roman" w:cs="Times New Roman"/>
+          <w:b w:val="0"/>
+          <w:bCs w:val="0"/>
+          <w:i w:val="0"/>
+          <w:iCs w:val="0"/>
+          <w:noProof w:val="0"/>
+          <w:sz w:val="24"/>
+          <w:szCs w:val="24"/>
+          <w:lang w:val="en-US"/>
+        </w:rPr>
+        <w:t>2, and</w:t>
+      </w:r>
+      <w:r>
+        <w:rPr>
+          <w:rFonts w:ascii="Times New Roman" w:hAnsi="Times New Roman" w:eastAsia="Times New Roman" w:cs="Times New Roman"/>
+          <w:b w:val="0"/>
+          <w:bCs w:val="0"/>
+          <w:i w:val="0"/>
+          <w:iCs w:val="0"/>
+          <w:noProof w:val="0"/>
+          <w:sz w:val="24"/>
+          <w:szCs w:val="24"/>
+          <w:lang w:val="en-US"/>
+        </w:rPr>
+        <w:t xml:space="preserve"> 3. </w:t>
+      </w:r>
+      <w:r>
+        <w:rPr>
+          <w:rFonts w:ascii="Times New Roman" w:hAnsi="Times New Roman" w:eastAsia="Times New Roman" w:cs="Times New Roman"/>
+          <w:b w:val="0"/>
+          <w:bCs w:val="0"/>
+          <w:i w:val="0"/>
+          <w:iCs w:val="0"/>
+          <w:noProof w:val="0"/>
+          <w:sz w:val="24"/>
+          <w:szCs w:val="24"/>
+          <w:lang w:val="en-US"/>
+        </w:rPr>
+        <w:t xml:space="preserve">This project partially meets outcome 1 as it improves the quality of the code and </w:t>
+      </w:r>
+      <w:r>
+        <w:rPr>
+          <w:rFonts w:ascii="Times New Roman" w:hAnsi="Times New Roman" w:eastAsia="Times New Roman" w:cs="Times New Roman"/>
+          <w:b w:val="0"/>
+          <w:bCs w:val="0"/>
+          <w:i w:val="0"/>
+          <w:iCs w:val="0"/>
+          <w:noProof w:val="0"/>
+          <w:sz w:val="24"/>
+          <w:szCs w:val="24"/>
+          <w:lang w:val="en-US"/>
+        </w:rPr>
+        <w:t>project's</w:t>
+      </w:r>
+      <w:r>
+        <w:rPr>
+          <w:rFonts w:ascii="Times New Roman" w:hAnsi="Times New Roman" w:eastAsia="Times New Roman" w:cs="Times New Roman"/>
+          <w:b w:val="0"/>
+          <w:bCs w:val="0"/>
+          <w:i w:val="0"/>
+          <w:iCs w:val="0"/>
+          <w:noProof w:val="0"/>
+          <w:sz w:val="24"/>
+          <w:szCs w:val="24"/>
+          <w:lang w:val="en-US"/>
+        </w:rPr>
+        <w:t xml:space="preserve"> structure. By building self-documenting code</w:t>
+      </w:r>
+      <w:r>
+        <w:rPr>
+          <w:rFonts w:ascii="Times New Roman" w:hAnsi="Times New Roman" w:eastAsia="Times New Roman" w:cs="Times New Roman"/>
+          <w:b w:val="0"/>
+          <w:bCs w:val="0"/>
+          <w:i w:val="0"/>
+          <w:iCs w:val="0"/>
+          <w:noProof w:val="0"/>
+          <w:sz w:val="24"/>
+          <w:szCs w:val="24"/>
+          <w:lang w:val="en-US"/>
+        </w:rPr>
+        <w:t xml:space="preserve">, other programmers will be able to </w:t>
+      </w:r>
+      <w:r>
+        <w:rPr>
+          <w:rFonts w:ascii="Times New Roman" w:hAnsi="Times New Roman" w:eastAsia="Times New Roman" w:cs="Times New Roman"/>
+          <w:b w:val="0"/>
+          <w:bCs w:val="0"/>
+          <w:i w:val="0"/>
+          <w:iCs w:val="0"/>
+          <w:noProof w:val="0"/>
+          <w:sz w:val="24"/>
+          <w:szCs w:val="24"/>
+          <w:lang w:val="en-US"/>
+        </w:rPr>
+        <w:t>comprehend</w:t>
+      </w:r>
+      <w:r>
+        <w:rPr>
+          <w:rFonts w:ascii="Times New Roman" w:hAnsi="Times New Roman" w:eastAsia="Times New Roman" w:cs="Times New Roman"/>
+          <w:b w:val="0"/>
+          <w:bCs w:val="0"/>
+          <w:i w:val="0"/>
+          <w:iCs w:val="0"/>
+          <w:noProof w:val="0"/>
+          <w:sz w:val="24"/>
+          <w:szCs w:val="24"/>
+          <w:lang w:val="en-US"/>
+        </w:rPr>
+        <w:t xml:space="preserve">, collaborate, and contribute to a project more easily. </w:t>
       </w:r>
       <w:r>
         <w:rPr>
@@ -1354,7 +1491,21 @@
           <w:szCs w:val="24"/>
           <w:lang w:val="en-US"/>
         </w:rPr>
-        <w:t xml:space="preserve">ll projects need to have professional quality documentation to support it. Without any reference </w:t>
+        <w:t>ll projects need to have professional quality documentation to support it.</w:t>
+      </w:r>
+      <w:r>
+        <w:rPr>
+          <w:rFonts w:ascii="Times New Roman" w:hAnsi="Times New Roman" w:eastAsia="Times New Roman" w:cs="Times New Roman"/>
+          <w:b w:val="0"/>
+          <w:bCs w:val="0"/>
+          <w:i w:val="0"/>
+          <w:iCs w:val="0"/>
+          <w:noProof w:val="0"/>
+          <w:sz w:val="24"/>
+          <w:szCs w:val="24"/>
+          <w:lang w:val="en-US"/>
+        </w:rPr>
+        <w:t xml:space="preserve"> Without any reference </w:t>
       </w:r>
       <w:r>
         <w:rPr>
@@ -1452,7 +1603,77 @@
           <w:szCs w:val="24"/>
           <w:lang w:val="en-US"/>
         </w:rPr>
-        <w:t xml:space="preserve">Undocumented components/projects will only run into more issues in the future when it comes to support and debugging. </w:t>
+        <w:t>Undocumented components</w:t>
+      </w:r>
+      <w:r>
+        <w:rPr>
+          <w:rFonts w:ascii="Times New Roman" w:hAnsi="Times New Roman" w:eastAsia="Times New Roman" w:cs="Times New Roman"/>
+          <w:b w:val="0"/>
+          <w:bCs w:val="0"/>
+          <w:i w:val="0"/>
+          <w:iCs w:val="0"/>
+          <w:noProof w:val="0"/>
+          <w:sz w:val="24"/>
+          <w:szCs w:val="24"/>
+          <w:lang w:val="en-US"/>
+        </w:rPr>
+        <w:t xml:space="preserve"> and </w:t>
+      </w:r>
+      <w:r>
+        <w:rPr>
+          <w:rFonts w:ascii="Times New Roman" w:hAnsi="Times New Roman" w:eastAsia="Times New Roman" w:cs="Times New Roman"/>
+          <w:b w:val="0"/>
+          <w:bCs w:val="0"/>
+          <w:i w:val="0"/>
+          <w:iCs w:val="0"/>
+          <w:noProof w:val="0"/>
+          <w:sz w:val="24"/>
+          <w:szCs w:val="24"/>
+          <w:lang w:val="en-US"/>
+        </w:rPr>
+        <w:t>projects will only run into more issues in the future</w:t>
+      </w:r>
+      <w:r>
+        <w:rPr>
+          <w:rFonts w:ascii="Times New Roman" w:hAnsi="Times New Roman" w:eastAsia="Times New Roman" w:cs="Times New Roman"/>
+          <w:b w:val="0"/>
+          <w:bCs w:val="0"/>
+          <w:i w:val="0"/>
+          <w:iCs w:val="0"/>
+          <w:noProof w:val="0"/>
+          <w:sz w:val="24"/>
+          <w:szCs w:val="24"/>
+          <w:lang w:val="en-US"/>
+        </w:rPr>
+        <w:t>. Especially</w:t>
+      </w:r>
+      <w:r>
+        <w:rPr>
+          <w:rFonts w:ascii="Times New Roman" w:hAnsi="Times New Roman" w:eastAsia="Times New Roman" w:cs="Times New Roman"/>
+          <w:b w:val="0"/>
+          <w:bCs w:val="0"/>
+          <w:i w:val="0"/>
+          <w:iCs w:val="0"/>
+          <w:noProof w:val="0"/>
+          <w:sz w:val="24"/>
+          <w:szCs w:val="24"/>
+          <w:lang w:val="en-US"/>
+        </w:rPr>
+        <w:t xml:space="preserve"> when it comes to support and debugging. </w:t>
+      </w:r>
+      <w:r>
+        <w:rPr>
+          <w:rFonts w:ascii="Times New Roman" w:hAnsi="Times New Roman" w:eastAsia="Times New Roman" w:cs="Times New Roman"/>
+          <w:b w:val="0"/>
+          <w:bCs w:val="0"/>
+          <w:i w:val="0"/>
+          <w:iCs w:val="0"/>
+          <w:noProof w:val="0"/>
+          <w:sz w:val="24"/>
+          <w:szCs w:val="24"/>
+          <w:lang w:val="en-US"/>
+        </w:rPr>
+        <w:t>This actively increases technical debt.</w:t>
       </w:r>
     </w:p>
     <w:p>
@@ -1464,6 +1685,7 @@
         <w:ind w:left="0" w:right="0" w:firstLine="720"/>
         <w:jc w:val="left"/>
       </w:pPr>
+      <w:bookmarkStart w:name="_Int_BvA75Xbc" w:id="928886685"/>
       <w:r>
         <w:rPr>
           <w:rFonts w:ascii="Times New Roman" w:hAnsi="Times New Roman" w:eastAsia="Times New Roman" w:cs="Times New Roman"/>
@@ -1478,6 +1700,7 @@
         </w:rPr>
         <w:t>Continuing to</w:t>
       </w:r>
+      <w:bookmarkEnd w:id="928886685"/>
       <w:r>
         <w:rPr>
           <w:rFonts w:ascii="Times New Roman" w:hAnsi="Times New Roman" w:eastAsia="Times New Roman" w:cs="Times New Roman"/>
@@ -2126,7 +2349,6 @@
         </w:rPr>
         <w:t xml:space="preserve">There is no need to keep the hash table, hash function, and </w:t>
       </w:r>
-      <w:bookmarkStart w:name="_Int_JEMYN4jB" w:id="2097025428"/>
       <w:bookmarkStart w:name="_Int_i5xBE2Dw" w:id="746663443"/>
       <w:r>
         <w:rPr>
@@ -2157,7 +2379,6 @@
         </w:rPr>
         <w:t xml:space="preserve"> sort</w:t>
       </w:r>
-      <w:bookmarkEnd w:id="2097025428"/>
       <w:r>
         <w:rPr>
           <w:rFonts w:ascii="Times New Roman" w:hAnsi="Times New Roman" w:eastAsia="Times New Roman" w:cs="Times New Roman"/>
@@ -2653,13 +2874,13 @@
     <int2:textHash int2:hashCode="o/0Kcx28Ig6SU1" int2:id="J6b6YlsD">
       <int2:state int2:type="spell" int2:value="Rejected"/>
     </int2:textHash>
+    <int2:bookmark int2:bookmarkName="_Int_BvA75Xbc" int2:invalidationBookmarkName="" int2:hashCode="Du46Fga18LdWpW" int2:id="Ok6sdFZl">
+      <int2:state int2:type="gram" int2:value="Rejected"/>
+    </int2:bookmark>
     <int2:bookmark int2:bookmarkName="_Int_lBEfSRSR" int2:invalidationBookmarkName="" int2:hashCode="Q8L88xBmC7FrA+" int2:id="FXfSd5RM">
       <int2:state int2:type="style" int2:value="Rejected"/>
     </int2:bookmark>
     <int2:bookmark int2:bookmarkName="_Int_i5xBE2Dw" int2:invalidationBookmarkName="" int2:hashCode="bLVmq7rXbNbj9D" int2:id="FEJ8zoZw">
-      <int2:state int2:type="gram" int2:value="Rejected"/>
-    </int2:bookmark>
-    <int2:bookmark int2:bookmarkName="_Int_JEMYN4jB" int2:invalidationBookmarkName="" int2:hashCode="u6YS2tW2Me/FAe" int2:id="C2FoPRJR">
       <int2:state int2:type="gram" int2:value="Rejected"/>
     </int2:bookmark>
     <int2:bookmark int2:bookmarkName="_Int_AUUg6C6e" int2:invalidationBookmarkName="" int2:hashCode="NmRoq/436cOgla" int2:id="MaeFCBcK">
